--- a/klagomål/A 57729-2025 FSC-klagomål.docx
+++ b/klagomål/A 57729-2025 FSC-klagomål.docx
@@ -903,7 +903,7 @@
     <w:r>
       <w:tab/>
       <w:tab/>
-      <w:t>2025-11-21</w:t>
+      <w:t>2025-11-22</w:t>
       <w:br/>
       <w:br/>
     </w:r>

--- a/klagomål/A 57729-2025 FSC-klagomål.docx
+++ b/klagomål/A 57729-2025 FSC-klagomål.docx
@@ -903,7 +903,7 @@
     <w:r>
       <w:tab/>
       <w:tab/>
-      <w:t>2025-11-22</w:t>
+      <w:t>2025-11-23</w:t>
       <w:br/>
       <w:br/>
     </w:r>

--- a/klagomål/A 57729-2025 FSC-klagomål.docx
+++ b/klagomål/A 57729-2025 FSC-klagomål.docx
@@ -903,7 +903,7 @@
     <w:r>
       <w:tab/>
       <w:tab/>
-      <w:t>2025-11-23</w:t>
+      <w:t>2025-11-24</w:t>
       <w:br/>
       <w:br/>
     </w:r>

--- a/klagomål/A 57729-2025 FSC-klagomål.docx
+++ b/klagomål/A 57729-2025 FSC-klagomål.docx
@@ -903,7 +903,7 @@
     <w:r>
       <w:tab/>
       <w:tab/>
-      <w:t>2025-11-24</w:t>
+      <w:t>2025-11-25</w:t>
       <w:br/>
       <w:br/>
     </w:r>

--- a/klagomål/A 57729-2025 FSC-klagomål.docx
+++ b/klagomål/A 57729-2025 FSC-klagomål.docx
@@ -903,7 +903,7 @@
     <w:r>
       <w:tab/>
       <w:tab/>
-      <w:t>2025-11-25</w:t>
+      <w:t>2025-11-26</w:t>
       <w:br/>
       <w:br/>
     </w:r>

--- a/klagomål/A 57729-2025 FSC-klagomål.docx
+++ b/klagomål/A 57729-2025 FSC-klagomål.docx
@@ -903,7 +903,7 @@
     <w:r>
       <w:tab/>
       <w:tab/>
-      <w:t>2025-11-26</w:t>
+      <w:t>2025-11-27</w:t>
       <w:br/>
       <w:br/>
     </w:r>

--- a/klagomål/A 57729-2025 FSC-klagomål.docx
+++ b/klagomål/A 57729-2025 FSC-klagomål.docx
@@ -903,7 +903,7 @@
     <w:r>
       <w:tab/>
       <w:tab/>
-      <w:t>2025-11-27</w:t>
+      <w:t>2025-11-28</w:t>
       <w:br/>
       <w:br/>
     </w:r>

--- a/klagomål/A 57729-2025 FSC-klagomål.docx
+++ b/klagomål/A 57729-2025 FSC-klagomål.docx
@@ -903,7 +903,7 @@
     <w:r>
       <w:tab/>
       <w:tab/>
-      <w:t>2025-11-28</w:t>
+      <w:t>2025-11-29</w:t>
       <w:br/>
       <w:br/>
     </w:r>

--- a/klagomål/A 57729-2025 FSC-klagomål.docx
+++ b/klagomål/A 57729-2025 FSC-klagomål.docx
@@ -903,7 +903,7 @@
     <w:r>
       <w:tab/>
       <w:tab/>
-      <w:t>2025-11-29</w:t>
+      <w:t>2025-11-30</w:t>
       <w:br/>
       <w:br/>
     </w:r>

--- a/klagomål/A 57729-2025 FSC-klagomål.docx
+++ b/klagomål/A 57729-2025 FSC-klagomål.docx
@@ -903,7 +903,7 @@
     <w:r>
       <w:tab/>
       <w:tab/>
-      <w:t>2025-11-30</w:t>
+      <w:t>2025-12-01</w:t>
       <w:br/>
       <w:br/>
     </w:r>

--- a/klagomål/A 57729-2025 FSC-klagomål.docx
+++ b/klagomål/A 57729-2025 FSC-klagomål.docx
@@ -903,7 +903,7 @@
     <w:r>
       <w:tab/>
       <w:tab/>
-      <w:t>2025-12-01</w:t>
+      <w:t>2025-12-02</w:t>
       <w:br/>
       <w:br/>
     </w:r>

--- a/klagomål/A 57729-2025 FSC-klagomål.docx
+++ b/klagomål/A 57729-2025 FSC-klagomål.docx
@@ -903,7 +903,7 @@
     <w:r>
       <w:tab/>
       <w:tab/>
-      <w:t>2025-12-02</w:t>
+      <w:t>2025-12-03</w:t>
       <w:br/>
       <w:br/>
     </w:r>

--- a/klagomål/A 57729-2025 FSC-klagomål.docx
+++ b/klagomål/A 57729-2025 FSC-klagomål.docx
@@ -903,7 +903,7 @@
     <w:r>
       <w:tab/>
       <w:tab/>
-      <w:t>2025-12-03</w:t>
+      <w:t>2025-12-04</w:t>
       <w:br/>
       <w:br/>
     </w:r>

--- a/klagomål/A 57729-2025 FSC-klagomål.docx
+++ b/klagomål/A 57729-2025 FSC-klagomål.docx
@@ -903,7 +903,7 @@
     <w:r>
       <w:tab/>
       <w:tab/>
-      <w:t>2025-12-04</w:t>
+      <w:t>2025-12-05</w:t>
       <w:br/>
       <w:br/>
     </w:r>

--- a/klagomål/A 57729-2025 FSC-klagomål.docx
+++ b/klagomål/A 57729-2025 FSC-klagomål.docx
@@ -903,7 +903,7 @@
     <w:r>
       <w:tab/>
       <w:tab/>
-      <w:t>2025-12-05</w:t>
+      <w:t>2025-12-06</w:t>
       <w:br/>
       <w:br/>
     </w:r>

--- a/klagomål/A 57729-2025 FSC-klagomål.docx
+++ b/klagomål/A 57729-2025 FSC-klagomål.docx
@@ -903,7 +903,7 @@
     <w:r>
       <w:tab/>
       <w:tab/>
-      <w:t>2025-12-19</w:t>
+      <w:t>2025-12-20</w:t>
       <w:br/>
       <w:br/>
     </w:r>

--- a/klagomål/A 57729-2025 FSC-klagomål.docx
+++ b/klagomål/A 57729-2025 FSC-klagomål.docx
@@ -903,7 +903,7 @@
     <w:r>
       <w:tab/>
       <w:tab/>
-      <w:t>2025-12-20</w:t>
+      <w:t>2025-12-21</w:t>
       <w:br/>
       <w:br/>
     </w:r>

--- a/klagomål/A 57729-2025 FSC-klagomål.docx
+++ b/klagomål/A 57729-2025 FSC-klagomål.docx
@@ -903,7 +903,7 @@
     <w:r>
       <w:tab/>
       <w:tab/>
-      <w:t>2025-12-21</w:t>
+      <w:t>2025-12-22</w:t>
       <w:br/>
       <w:br/>
     </w:r>

--- a/klagomål/A 57729-2025 FSC-klagomål.docx
+++ b/klagomål/A 57729-2025 FSC-klagomål.docx
@@ -903,7 +903,7 @@
     <w:r>
       <w:tab/>
       <w:tab/>
-      <w:t>2025-12-22</w:t>
+      <w:t>2025-12-26</w:t>
       <w:br/>
       <w:br/>
     </w:r>

--- a/klagomål/A 57729-2025 FSC-klagomål.docx
+++ b/klagomål/A 57729-2025 FSC-klagomål.docx
@@ -903,7 +903,7 @@
     <w:r>
       <w:tab/>
       <w:tab/>
-      <w:t>2025-12-26</w:t>
+      <w:t>2025-12-28</w:t>
       <w:br/>
       <w:br/>
     </w:r>

--- a/klagomål/A 57729-2025 FSC-klagomål.docx
+++ b/klagomål/A 57729-2025 FSC-klagomål.docx
@@ -903,7 +903,7 @@
     <w:r>
       <w:tab/>
       <w:tab/>
-      <w:t>2025-12-28</w:t>
+      <w:t>2025-12-29</w:t>
       <w:br/>
       <w:br/>
     </w:r>

--- a/klagomål/A 57729-2025 FSC-klagomål.docx
+++ b/klagomål/A 57729-2025 FSC-klagomål.docx
@@ -903,7 +903,7 @@
     <w:r>
       <w:tab/>
       <w:tab/>
-      <w:t>2025-12-29</w:t>
+      <w:t>2025-12-30</w:t>
       <w:br/>
       <w:br/>
     </w:r>

--- a/klagomål/A 57729-2025 FSC-klagomål.docx
+++ b/klagomål/A 57729-2025 FSC-klagomål.docx
@@ -903,7 +903,7 @@
     <w:r>
       <w:tab/>
       <w:tab/>
-      <w:t>2025-12-30</w:t>
+      <w:t>2025-12-31</w:t>
       <w:br/>
       <w:br/>
     </w:r>

--- a/klagomål/A 57729-2025 FSC-klagomål.docx
+++ b/klagomål/A 57729-2025 FSC-klagomål.docx
@@ -903,7 +903,7 @@
     <w:r>
       <w:tab/>
       <w:tab/>
-      <w:t>2025-12-31</w:t>
+      <w:t>2026-01-03</w:t>
       <w:br/>
       <w:br/>
     </w:r>

--- a/klagomål/A 57729-2025 FSC-klagomål.docx
+++ b/klagomål/A 57729-2025 FSC-klagomål.docx
@@ -903,7 +903,7 @@
     <w:r>
       <w:tab/>
       <w:tab/>
-      <w:t>2026-01-07</w:t>
+      <w:t>2026-01-08</w:t>
       <w:br/>
       <w:br/>
     </w:r>

--- a/klagomål/A 57729-2025 FSC-klagomål.docx
+++ b/klagomål/A 57729-2025 FSC-klagomål.docx
@@ -903,7 +903,7 @@
     <w:r>
       <w:tab/>
       <w:tab/>
-      <w:t>2026-01-08</w:t>
+      <w:t>2026-01-09</w:t>
       <w:br/>
       <w:br/>
     </w:r>

--- a/klagomål/A 57729-2025 FSC-klagomål.docx
+++ b/klagomål/A 57729-2025 FSC-klagomål.docx
@@ -903,7 +903,7 @@
     <w:r>
       <w:tab/>
       <w:tab/>
-      <w:t>2026-01-09</w:t>
+      <w:t>2026-01-10</w:t>
       <w:br/>
       <w:br/>
     </w:r>

--- a/klagomål/A 57729-2025 FSC-klagomål.docx
+++ b/klagomål/A 57729-2025 FSC-klagomål.docx
@@ -903,7 +903,7 @@
     <w:r>
       <w:tab/>
       <w:tab/>
-      <w:t>2026-01-10</w:t>
+      <w:t>2026-01-11</w:t>
       <w:br/>
       <w:br/>
     </w:r>

--- a/klagomål/A 57729-2025 FSC-klagomål.docx
+++ b/klagomål/A 57729-2025 FSC-klagomål.docx
@@ -903,7 +903,7 @@
     <w:r>
       <w:tab/>
       <w:tab/>
-      <w:t>2026-01-11</w:t>
+      <w:t>2026-01-12</w:t>
       <w:br/>
       <w:br/>
     </w:r>

--- a/klagomål/A 57729-2025 FSC-klagomål.docx
+++ b/klagomål/A 57729-2025 FSC-klagomål.docx
@@ -903,7 +903,7 @@
     <w:r>
       <w:tab/>
       <w:tab/>
-      <w:t>2026-01-12</w:t>
+      <w:t>2026-01-13</w:t>
       <w:br/>
       <w:br/>
     </w:r>

--- a/klagomål/A 57729-2025 FSC-klagomål.docx
+++ b/klagomål/A 57729-2025 FSC-klagomål.docx
@@ -903,7 +903,7 @@
     <w:r>
       <w:tab/>
       <w:tab/>
-      <w:t>2026-01-13</w:t>
+      <w:t>2026-01-14</w:t>
       <w:br/>
       <w:br/>
     </w:r>

--- a/klagomål/A 57729-2025 FSC-klagomål.docx
+++ b/klagomål/A 57729-2025 FSC-klagomål.docx
@@ -903,7 +903,7 @@
     <w:r>
       <w:tab/>
       <w:tab/>
-      <w:t>2026-01-14</w:t>
+      <w:t>2026-01-15</w:t>
       <w:br/>
       <w:br/>
     </w:r>

--- a/klagomål/A 57729-2025 FSC-klagomål.docx
+++ b/klagomål/A 57729-2025 FSC-klagomål.docx
@@ -903,7 +903,7 @@
     <w:r>
       <w:tab/>
       <w:tab/>
-      <w:t>2026-01-15</w:t>
+      <w:t>2026-01-16</w:t>
       <w:br/>
       <w:br/>
     </w:r>

--- a/klagomål/A 57729-2025 FSC-klagomål.docx
+++ b/klagomål/A 57729-2025 FSC-klagomål.docx
@@ -903,7 +903,7 @@
     <w:r>
       <w:tab/>
       <w:tab/>
-      <w:t>2026-01-16</w:t>
+      <w:t>2026-01-17</w:t>
       <w:br/>
       <w:br/>
     </w:r>

--- a/klagomål/A 57729-2025 FSC-klagomål.docx
+++ b/klagomål/A 57729-2025 FSC-klagomål.docx
@@ -903,7 +903,7 @@
     <w:r>
       <w:tab/>
       <w:tab/>
-      <w:t>2026-01-17</w:t>
+      <w:t>2026-01-18</w:t>
       <w:br/>
       <w:br/>
     </w:r>

--- a/klagomål/A 57729-2025 FSC-klagomål.docx
+++ b/klagomål/A 57729-2025 FSC-klagomål.docx
@@ -903,7 +903,7 @@
     <w:r>
       <w:tab/>
       <w:tab/>
-      <w:t>2026-01-18</w:t>
+      <w:t>2026-01-19</w:t>
       <w:br/>
       <w:br/>
     </w:r>

--- a/klagomål/A 57729-2025 FSC-klagomål.docx
+++ b/klagomål/A 57729-2025 FSC-klagomål.docx
@@ -903,7 +903,7 @@
     <w:r>
       <w:tab/>
       <w:tab/>
-      <w:t>2026-01-19</w:t>
+      <w:t>2026-01-20</w:t>
       <w:br/>
       <w:br/>
     </w:r>

--- a/klagomål/A 57729-2025 FSC-klagomål.docx
+++ b/klagomål/A 57729-2025 FSC-klagomål.docx
@@ -903,7 +903,7 @@
     <w:r>
       <w:tab/>
       <w:tab/>
-      <w:t>2026-01-20</w:t>
+      <w:t>2026-01-21</w:t>
       <w:br/>
       <w:br/>
     </w:r>

--- a/klagomål/A 57729-2025 FSC-klagomål.docx
+++ b/klagomål/A 57729-2025 FSC-klagomål.docx
@@ -903,7 +903,7 @@
     <w:r>
       <w:tab/>
       <w:tab/>
-      <w:t>2026-01-21</w:t>
+      <w:t>2026-01-23</w:t>
       <w:br/>
       <w:br/>
     </w:r>

--- a/klagomål/A 57729-2025 FSC-klagomål.docx
+++ b/klagomål/A 57729-2025 FSC-klagomål.docx
@@ -903,7 +903,7 @@
     <w:r>
       <w:tab/>
       <w:tab/>
-      <w:t>2026-01-23</w:t>
+      <w:t>2026-01-24</w:t>
       <w:br/>
       <w:br/>
     </w:r>

--- a/klagomål/A 57729-2025 FSC-klagomål.docx
+++ b/klagomål/A 57729-2025 FSC-klagomål.docx
@@ -903,7 +903,7 @@
     <w:r>
       <w:tab/>
       <w:tab/>
-      <w:t>2026-01-24</w:t>
+      <w:t>2026-01-25</w:t>
       <w:br/>
       <w:br/>
     </w:r>

--- a/klagomål/A 57729-2025 FSC-klagomål.docx
+++ b/klagomål/A 57729-2025 FSC-klagomål.docx
@@ -903,7 +903,7 @@
     <w:r>
       <w:tab/>
       <w:tab/>
-      <w:t>2026-01-25</w:t>
+      <w:t>2026-01-26</w:t>
       <w:br/>
       <w:br/>
     </w:r>

--- a/klagomål/A 57729-2025 FSC-klagomål.docx
+++ b/klagomål/A 57729-2025 FSC-klagomål.docx
@@ -903,7 +903,7 @@
     <w:r>
       <w:tab/>
       <w:tab/>
-      <w:t>2026-01-26</w:t>
+      <w:t>2026-01-27</w:t>
       <w:br/>
       <w:br/>
     </w:r>

--- a/klagomål/A 57729-2025 FSC-klagomål.docx
+++ b/klagomål/A 57729-2025 FSC-klagomål.docx
@@ -903,7 +903,7 @@
     <w:r>
       <w:tab/>
       <w:tab/>
-      <w:t>2026-01-27</w:t>
+      <w:t>2026-01-28</w:t>
       <w:br/>
       <w:br/>
     </w:r>

--- a/klagomål/A 57729-2025 FSC-klagomål.docx
+++ b/klagomål/A 57729-2025 FSC-klagomål.docx
@@ -112,7 +112,7 @@
         <w:pStyle w:val="ListBullet"/>
       </w:pPr>
       <w:r>
-        <w:t>Om ett ombud (tex Norra skog eller Mellanskog) avverkningsanmäler en skog med naturvärden motsvarande nyckelbiotops kvalité men markägaren inte är FSC certifierad, bör du skicka in ett FSC kontrollerat virke klagomål. Då ska klagomålet skickas till ombudsföretaget.</w:t>
+        <w:t>Om ett ombud (tex Norra skog eller Mellanskog) avverkningsanmäler en skog med naturvärden motsvarande nyckelbiotops kvalitet men markägaren inte är FSC certifierad, bör du skicka in ett FSC kontrollerat virke klagomål. Då ska klagomålet skickas till ombudsföretaget.</w:t>
       </w:r>
     </w:p>
     <w:p>
@@ -265,7 +265,16 @@
         <w:t>Stuplav</w:t>
       </w:r>
       <w:r>
-        <w:t xml:space="preserve"> är en mycket bra signalart i hela sitt utbredningsområde och förekommer nästan enbart i skogsmiljöer med höga naturvärden. Den indikerar långvarig förekomst av gamla lövträd och miljöer med konstant hög luftfuktighet. I skogar med suboceaniskt klimat finns det en mycket sällsynt parasit, njurlavsknapp </w:t>
+        <w:t xml:space="preserve"> är en mycket bra signalart i hela sitt utbredningsområde och förekommer nästan enbart i skogsmiljöer med höga naturvärden. Den indikerar långvarig förekomst av gamla lövträd och miljöer med konstant hög luftfuktighet. Stuplav är typisk art för </w:t>
+      </w:r>
+      <w:r>
+        <w:rPr>
+          <w:i/>
+        </w:rPr>
+        <w:t>9010 Taiga</w:t>
+      </w:r>
+      <w:r>
+        <w:t xml:space="preserve">. I skogar med suboceaniskt klimat finns det en mycket sällsynt parasit, njurlavsknapp </w:t>
       </w:r>
       <w:r>
         <w:rPr>
@@ -285,7 +294,25 @@
         <w:t>Ullticka (NT)</w:t>
       </w:r>
       <w:r>
-        <w:t xml:space="preserve"> är knuten till restbestånd av barrnaturskog och förekommer med ett tydligt optimum i orörda eller måttligt påverkade gamla granskogar där det föreligger viss kontinuitet av grov död ved. Ullticka är en bra signalart inom hela sitt utbredningsområde och i södra Sverige är den sällsynt och en god signalart för skyddsvärda granskogsmiljöer. Den hotas av avverkning och fragmentering av naturskog och äldre granskog med lång trädkontinuitet. På ullticka kan ibland ulltickeporing (VU) påträffas - det är en sällsynt ticka som nyligen delats upp i tre olika arter: </w:t>
+        <w:t xml:space="preserve"> är knuten till restbestånd av barrnaturskog och förekommer med ett tydligt optimum i orörda eller måttligt påverkade gamla granskogar där det föreligger viss kontinuitet av grov död ved. Ullticka är en bra signalart inom hela sitt utbredningsområde och i södra Sverige är den sällsynt och en god signalart för skyddsvärda granskogsmiljöer. Den hotas av avverkning och fragmentering av naturskog och äldre granskog med lång trädkontinuitet. Ullticka är typisk art för </w:t>
+      </w:r>
+      <w:r>
+        <w:rPr>
+          <w:i/>
+        </w:rPr>
+        <w:t xml:space="preserve">9010 Taiga, 9050 Näringsrik granskog </w:t>
+      </w:r>
+      <w:r>
+        <w:t xml:space="preserve">och </w:t>
+      </w:r>
+      <w:r>
+        <w:rPr>
+          <w:i/>
+        </w:rPr>
+        <w:t>9030 Landhöjningsskog</w:t>
+      </w:r>
+      <w:r>
+        <w:t xml:space="preserve">. På ullticka kan ibland ulltickeporing (VU) påträffas - det är en sällsynt ticka som nyligen delats upp i tre olika arter: </w:t>
       </w:r>
       <w:r>
         <w:rPr>
@@ -304,6 +331,26 @@
       </w:r>
       <w:r>
         <w:t>. De två sistnämnda arterna står för närvarande (2020) som ej bedömda i rödlistan (SLU Artdatabanken, 2024; Nitare &amp; Skogsstyrelsen, 2019; Miettinen &amp; Niemelä, 2018).</w:t>
+      </w:r>
+    </w:p>
+    <w:p>
+      <w:r>
+        <w:rPr>
+          <w:b/>
+        </w:rPr>
+        <w:t xml:space="preserve">Vedticka </w:t>
+      </w:r>
+      <w:r>
+        <w:t xml:space="preserve">är en bra signalart söder om den naturliga norrlandsgränsen. Den är huvudsakligen knuten till äldre barrskogar där det föreligger långvarig kontinuitet av död barrved. Vedticka är typisk art för </w:t>
+      </w:r>
+      <w:r>
+        <w:rPr>
+          <w:i/>
+        </w:rPr>
+        <w:t xml:space="preserve">9010 Taiga </w:t>
+      </w:r>
+      <w:r>
+        <w:t>(Nitare &amp; Skogsstyrelsen, 2019; SLU Artdatabanken, 2025).</w:t>
       </w:r>
     </w:p>
     <w:p>
@@ -903,7 +950,7 @@
     <w:r>
       <w:tab/>
       <w:tab/>
-      <w:t>2026-01-28</w:t>
+      <w:t>2026-01-29</w:t>
       <w:br/>
       <w:br/>
     </w:r>

--- a/klagomål/A 57729-2025 FSC-klagomål.docx
+++ b/klagomål/A 57729-2025 FSC-klagomål.docx
@@ -950,7 +950,7 @@
     <w:r>
       <w:tab/>
       <w:tab/>
-      <w:t>2026-01-29</w:t>
+      <w:t>2026-01-30</w:t>
       <w:br/>
       <w:br/>
     </w:r>

--- a/klagomål/A 57729-2025 FSC-klagomål.docx
+++ b/klagomål/A 57729-2025 FSC-klagomål.docx
@@ -950,7 +950,7 @@
     <w:r>
       <w:tab/>
       <w:tab/>
-      <w:t>2026-01-30</w:t>
+      <w:t>2026-01-31</w:t>
       <w:br/>
       <w:br/>
     </w:r>

--- a/klagomål/A 57729-2025 FSC-klagomål.docx
+++ b/klagomål/A 57729-2025 FSC-klagomål.docx
@@ -950,7 +950,7 @@
     <w:r>
       <w:tab/>
       <w:tab/>
-      <w:t>2026-03-01</w:t>
+      <w:t>2026-03-02</w:t>
       <w:br/>
       <w:br/>
     </w:r>

--- a/klagomål/A 57729-2025 FSC-klagomål.docx
+++ b/klagomål/A 57729-2025 FSC-klagomål.docx
@@ -191,7 +191,7 @@
     </w:p>
     <w:p>
       <w:r>
-        <w:t>I avverkningsanmälan har följande 7 naturvårdsarter hittats: granticka (NT), kråka (NT, §4), talltita (NT, §4), ullticka (NT), stuplav (S), vedticka (S) och revlummer (§9). Av dessa är 4 rödlistade. För rödlistade arter har rödlistekategorin angivits inom parentes. Arter som är signalarter enligt Skogsstyrelsen har markerats med (S). För fridlysta arter anges även paragrafen i Artskyddsförordningen som arten är fridlyst enligt.</w:t>
+        <w:t>I avverkningsanmälan har följande 8 naturvårdsarter hittats: granticka (NT), kråka (NT, §4), talltita (NT, §4), ullticka (NT), stuplav (S), vedticka (S), lopplummer (aggregat) (§9) och revlummer (§9). Av dessa är 4 rödlistade. För rödlistade arter har rödlistekategorin angivits inom parentes. Arter som är signalarter enligt Skogsstyrelsen har markerats med (S). För fridlysta arter anges även paragrafen i Artskyddsförordningen som arten är fridlyst enligt.</w:t>
       </w:r>
     </w:p>
     <w:p>
@@ -206,7 +206,7 @@
       <w:r>
         <w:drawing>
           <wp:inline xmlns:a="http://schemas.openxmlformats.org/drawingml/2006/main" xmlns:pic="http://schemas.openxmlformats.org/drawingml/2006/picture">
-            <wp:extent cx="5486400" cy="4030747"/>
+            <wp:extent cx="5486400" cy="3893143"/>
             <wp:docPr id="1" name="Picture 1"/>
             <wp:cNvGraphicFramePr>
               <a:graphicFrameLocks noChangeAspect="1"/>
@@ -227,7 +227,7 @@
                   <pic:spPr>
                     <a:xfrm>
                       <a:off x="0" y="0"/>
-                      <a:ext cx="5486400" cy="4030747"/>
+                      <a:ext cx="5486400" cy="3893143"/>
                     </a:xfrm>
                     <a:prstGeom prst="rect"/>
                   </pic:spPr>
@@ -363,7 +363,7 @@
     </w:p>
     <w:p>
       <w:r>
-        <w:t>Följande fridlysta arter har sina livsmiljöer och växtplatser i den avverkningsanmälda skogen: kråka (NT, §4), talltita (NT, §4) och revlummer (§9).</w:t>
+        <w:t>Följande fridlysta arter har sina livsmiljöer och växtplatser i den avverkningsanmälda skogen: kråka (NT, §4), talltita (NT, §4), lopplummer (aggregat) (§9) och revlummer (§9).</w:t>
       </w:r>
     </w:p>
     <w:p>
@@ -502,7 +502,7 @@
         <w:rPr>
           <w:i/>
         </w:rPr>
-        <w:t>I det avverkningsanmälda skogsområdet har 7 naturvårdsarter varav 4 rödlistade arter sina livsmiljöer och växtplatser.</w:t>
+        <w:t>I det avverkningsanmälda skogsområdet har 8 naturvårdsarter varav 4 rödlistade arter sina livsmiljöer och växtplatser.</w:t>
       </w:r>
     </w:p>
     <w:p>
@@ -950,7 +950,7 @@
     <w:r>
       <w:tab/>
       <w:tab/>
-      <w:t>2026-03-02</w:t>
+      <w:t>2026-03-03</w:t>
       <w:br/>
       <w:br/>
     </w:r>

--- a/klagomål/A 57729-2025 FSC-klagomål.docx
+++ b/klagomål/A 57729-2025 FSC-klagomål.docx
@@ -950,7 +950,7 @@
     <w:r>
       <w:tab/>
       <w:tab/>
-      <w:t>2026-03-03</w:t>
+      <w:t>2026-03-04</w:t>
       <w:br/>
       <w:br/>
     </w:r>

--- a/klagomål/A 57729-2025 FSC-klagomål.docx
+++ b/klagomål/A 57729-2025 FSC-klagomål.docx
@@ -950,7 +950,7 @@
     <w:r>
       <w:tab/>
       <w:tab/>
-      <w:t>2026-03-04</w:t>
+      <w:t>2026-03-05</w:t>
       <w:br/>
       <w:br/>
     </w:r>

--- a/klagomål/A 57729-2025 FSC-klagomål.docx
+++ b/klagomål/A 57729-2025 FSC-klagomål.docx
@@ -950,7 +950,7 @@
     <w:r>
       <w:tab/>
       <w:tab/>
-      <w:t>2026-03-05</w:t>
+      <w:t>2026-03-06</w:t>
       <w:br/>
       <w:br/>
     </w:r>

--- a/klagomål/A 57729-2025 FSC-klagomål.docx
+++ b/klagomål/A 57729-2025 FSC-klagomål.docx
@@ -950,7 +950,7 @@
     <w:r>
       <w:tab/>
       <w:tab/>
-      <w:t>2026-03-06</w:t>
+      <w:t>2026-03-07</w:t>
       <w:br/>
       <w:br/>
     </w:r>

--- a/klagomål/A 57729-2025 FSC-klagomål.docx
+++ b/klagomål/A 57729-2025 FSC-klagomål.docx
@@ -950,7 +950,7 @@
     <w:r>
       <w:tab/>
       <w:tab/>
-      <w:t>2026-03-07</w:t>
+      <w:t>2026-03-08</w:t>
       <w:br/>
       <w:br/>
     </w:r>

--- a/klagomål/A 57729-2025 FSC-klagomål.docx
+++ b/klagomål/A 57729-2025 FSC-klagomål.docx
@@ -950,7 +950,7 @@
     <w:r>
       <w:tab/>
       <w:tab/>
-      <w:t>2026-03-08</w:t>
+      <w:t>2026-03-09</w:t>
       <w:br/>
       <w:br/>
     </w:r>

--- a/klagomål/A 57729-2025 FSC-klagomål.docx
+++ b/klagomål/A 57729-2025 FSC-klagomål.docx
@@ -950,7 +950,7 @@
     <w:r>
       <w:tab/>
       <w:tab/>
-      <w:t>2026-03-09</w:t>
+      <w:t>2026-03-10</w:t>
       <w:br/>
       <w:br/>
     </w:r>

--- a/klagomål/A 57729-2025 FSC-klagomål.docx
+++ b/klagomål/A 57729-2025 FSC-klagomål.docx
@@ -388,7 +388,7 @@
         <w:t>Talltita (NT, §4)</w:t>
       </w:r>
       <w:r>
-        <w:t>, rödlistad som nära hotad och prioriterad art i Skogsvårdslagen har häckningsrevir i anmälan. Arten har minskat kraftigt de senaste 30 åren och minskningstakten innevarande 10-årsperiod beräknas till 20 (10–30) %. Talltitan är synnerligen trogen sitt cirka 15 hektar stora revir och är beroende av flerskiktade olikåldriga skogar för att kunna föda upp sina ungar. Talltitan försvinner om dess livsmiljö kalavverkas (Eggers &amp; Low (2014); Ekman (1979); Griesser et al (2007); Klein (2020); Siffczyk et al (2003); SLU Artdatabanken (2021).</w:t>
+        <w:t>, rödlistad som nära hotad och prioriterad art i Skogsvårdslagen, har häckningsrevir i anmälan. Arten har minskat kraftigt de senaste 30 åren och minskningstakten innevarande 10-årsperiod beräknas till 20 (10–30) %. Talltitan är synnerligen trogen sitt cirka 15 hektar stora revir och är beroende av flerskiktade olikåldriga skogar för att kunna föda upp sina ungar. Talltitan försvinner om dess livsmiljö kalavverkas (Eggers &amp; Low, 2014; Ekman, 1979; Griesser et al, 2007; Klein, 2020; Siffczyk et al, 2003; SLU Artdatabanken, 2021).</w:t>
       </w:r>
     </w:p>
     <w:p>
@@ -950,7 +950,7 @@
     <w:r>
       <w:tab/>
       <w:tab/>
-      <w:t>2026-03-10</w:t>
+      <w:t>2026-03-11</w:t>
       <w:br/>
       <w:br/>
     </w:r>

--- a/klagomål/A 57729-2025 FSC-klagomål.docx
+++ b/klagomål/A 57729-2025 FSC-klagomål.docx
@@ -950,7 +950,7 @@
     <w:r>
       <w:tab/>
       <w:tab/>
-      <w:t>2026-03-11</w:t>
+      <w:t>2026-03-12</w:t>
       <w:br/>
       <w:br/>
     </w:r>

--- a/klagomål/A 57729-2025 FSC-klagomål.docx
+++ b/klagomål/A 57729-2025 FSC-klagomål.docx
@@ -950,7 +950,7 @@
     <w:r>
       <w:tab/>
       <w:tab/>
-      <w:t>2026-03-12</w:t>
+      <w:t>2026-03-13</w:t>
       <w:br/>
       <w:br/>
     </w:r>

--- a/klagomål/A 57729-2025 FSC-klagomål.docx
+++ b/klagomål/A 57729-2025 FSC-klagomål.docx
@@ -950,7 +950,7 @@
     <w:r>
       <w:tab/>
       <w:tab/>
-      <w:t>2026-03-13</w:t>
+      <w:t>2026-03-16</w:t>
       <w:br/>
       <w:br/>
     </w:r>

--- a/klagomål/A 57729-2025 FSC-klagomål.docx
+++ b/klagomål/A 57729-2025 FSC-klagomål.docx
@@ -950,7 +950,7 @@
     <w:r>
       <w:tab/>
       <w:tab/>
-      <w:t>2026-03-16</w:t>
+      <w:t>2026-03-17</w:t>
       <w:br/>
       <w:br/>
     </w:r>

--- a/klagomål/A 57729-2025 FSC-klagomål.docx
+++ b/klagomål/A 57729-2025 FSC-klagomål.docx
@@ -950,7 +950,7 @@
     <w:r>
       <w:tab/>
       <w:tab/>
-      <w:t>2026-03-17</w:t>
+      <w:t>2026-03-18</w:t>
       <w:br/>
       <w:br/>
     </w:r>

--- a/klagomål/A 57729-2025 FSC-klagomål.docx
+++ b/klagomål/A 57729-2025 FSC-klagomål.docx
@@ -950,7 +950,7 @@
     <w:r>
       <w:tab/>
       <w:tab/>
-      <w:t>2026-03-18</w:t>
+      <w:t>2026-03-19</w:t>
       <w:br/>
       <w:br/>
     </w:r>

--- a/klagomål/A 57729-2025 FSC-klagomål.docx
+++ b/klagomål/A 57729-2025 FSC-klagomål.docx
@@ -950,7 +950,7 @@
     <w:r>
       <w:tab/>
       <w:tab/>
-      <w:t>2026-03-19</w:t>
+      <w:t>2026-03-20</w:t>
       <w:br/>
       <w:br/>
     </w:r>

--- a/klagomål/A 57729-2025 FSC-klagomål.docx
+++ b/klagomål/A 57729-2025 FSC-klagomål.docx
@@ -950,7 +950,7 @@
     <w:r>
       <w:tab/>
       <w:tab/>
-      <w:t>2026-03-20</w:t>
+      <w:t>2026-03-21</w:t>
       <w:br/>
       <w:br/>
     </w:r>

--- a/klagomål/A 57729-2025 FSC-klagomål.docx
+++ b/klagomål/A 57729-2025 FSC-klagomål.docx
@@ -950,7 +950,7 @@
     <w:r>
       <w:tab/>
       <w:tab/>
-      <w:t>2026-03-21</w:t>
+      <w:t>2026-03-22</w:t>
       <w:br/>
       <w:br/>
     </w:r>

--- a/klagomål/A 57729-2025 FSC-klagomål.docx
+++ b/klagomål/A 57729-2025 FSC-klagomål.docx
@@ -950,7 +950,7 @@
     <w:r>
       <w:tab/>
       <w:tab/>
-      <w:t>2026-03-22</w:t>
+      <w:t>2026-03-23</w:t>
       <w:br/>
       <w:br/>
     </w:r>

--- a/klagomål/A 57729-2025 FSC-klagomål.docx
+++ b/klagomål/A 57729-2025 FSC-klagomål.docx
@@ -950,7 +950,7 @@
     <w:r>
       <w:tab/>
       <w:tab/>
-      <w:t>2026-03-23</w:t>
+      <w:t>2026-03-24</w:t>
       <w:br/>
       <w:br/>
     </w:r>

--- a/klagomål/A 57729-2025 FSC-klagomål.docx
+++ b/klagomål/A 57729-2025 FSC-klagomål.docx
@@ -950,7 +950,7 @@
     <w:r>
       <w:tab/>
       <w:tab/>
-      <w:t>2026-03-24</w:t>
+      <w:t>2026-03-25</w:t>
       <w:br/>
       <w:br/>
     </w:r>

--- a/klagomål/A 57729-2025 FSC-klagomål.docx
+++ b/klagomål/A 57729-2025 FSC-klagomål.docx
@@ -950,7 +950,7 @@
     <w:r>
       <w:tab/>
       <w:tab/>
-      <w:t>2026-03-25</w:t>
+      <w:t>2026-03-26</w:t>
       <w:br/>
       <w:br/>
     </w:r>

--- a/klagomål/A 57729-2025 FSC-klagomål.docx
+++ b/klagomål/A 57729-2025 FSC-klagomål.docx
@@ -950,7 +950,7 @@
     <w:r>
       <w:tab/>
       <w:tab/>
-      <w:t>2026-03-26</w:t>
+      <w:t>2026-03-27</w:t>
       <w:br/>
       <w:br/>
     </w:r>

--- a/klagomål/A 57729-2025 FSC-klagomål.docx
+++ b/klagomål/A 57729-2025 FSC-klagomål.docx
@@ -950,7 +950,7 @@
     <w:r>
       <w:tab/>
       <w:tab/>
-      <w:t>2026-03-27</w:t>
+      <w:t>2026-03-28</w:t>
       <w:br/>
       <w:br/>
     </w:r>

--- a/klagomål/A 57729-2025 FSC-klagomål.docx
+++ b/klagomål/A 57729-2025 FSC-klagomål.docx
@@ -950,7 +950,7 @@
     <w:r>
       <w:tab/>
       <w:tab/>
-      <w:t>2026-03-28</w:t>
+      <w:t>2026-03-29</w:t>
       <w:br/>
       <w:br/>
     </w:r>

--- a/klagomål/A 57729-2025 FSC-klagomål.docx
+++ b/klagomål/A 57729-2025 FSC-klagomål.docx
@@ -950,7 +950,7 @@
     <w:r>
       <w:tab/>
       <w:tab/>
-      <w:t>2026-03-29</w:t>
+      <w:t>2026-03-30</w:t>
       <w:br/>
       <w:br/>
     </w:r>

--- a/klagomål/A 57729-2025 FSC-klagomål.docx
+++ b/klagomål/A 57729-2025 FSC-klagomål.docx
@@ -950,7 +950,7 @@
     <w:r>
       <w:tab/>
       <w:tab/>
-      <w:t>2026-03-30</w:t>
+      <w:t>2026-03-31</w:t>
       <w:br/>
       <w:br/>
     </w:r>

--- a/klagomål/A 57729-2025 FSC-klagomål.docx
+++ b/klagomål/A 57729-2025 FSC-klagomål.docx
@@ -950,7 +950,7 @@
     <w:r>
       <w:tab/>
       <w:tab/>
-      <w:t>2026-03-31</w:t>
+      <w:t>2026-04-01</w:t>
       <w:br/>
       <w:br/>
     </w:r>

--- a/klagomål/A 57729-2025 FSC-klagomål.docx
+++ b/klagomål/A 57729-2025 FSC-klagomål.docx
@@ -950,7 +950,7 @@
     <w:r>
       <w:tab/>
       <w:tab/>
-      <w:t>2026-04-01</w:t>
+      <w:t>2026-04-02</w:t>
       <w:br/>
       <w:br/>
     </w:r>

--- a/klagomål/A 57729-2025 FSC-klagomål.docx
+++ b/klagomål/A 57729-2025 FSC-klagomål.docx
@@ -950,7 +950,7 @@
     <w:r>
       <w:tab/>
       <w:tab/>
-      <w:t>2026-04-02</w:t>
+      <w:t>2026-04-03</w:t>
       <w:br/>
       <w:br/>
     </w:r>

--- a/klagomål/A 57729-2025 FSC-klagomål.docx
+++ b/klagomål/A 57729-2025 FSC-klagomål.docx
@@ -950,7 +950,7 @@
     <w:r>
       <w:tab/>
       <w:tab/>
-      <w:t>2026-04-03</w:t>
+      <w:t>2026-04-04</w:t>
       <w:br/>
       <w:br/>
     </w:r>

--- a/klagomål/A 57729-2025 FSC-klagomål.docx
+++ b/klagomål/A 57729-2025 FSC-klagomål.docx
@@ -950,7 +950,7 @@
     <w:r>
       <w:tab/>
       <w:tab/>
-      <w:t>2026-04-04</w:t>
+      <w:t>2026-04-05</w:t>
       <w:br/>
       <w:br/>
     </w:r>
